--- a/docs/1PPS_flash_DE_Bedienungsanleitung_260302.docx
+++ b/docs/1PPS_flash_DE_Bedienungsanleitung_260302.docx
@@ -696,7 +696,13 @@
         </w:numPr>
       </w:pPr>
       <w:r>
-        <w:t>Betriebsdauer ca. 7 Stunden</w:t>
+        <w:t xml:space="preserve">Betriebsdauer ca. </w:t>
+      </w:r>
+      <w:r>
+        <w:t>6</w:t>
+      </w:r>
+      <w:r>
+        <w:t xml:space="preserve"> Stunden</w:t>
       </w:r>
     </w:p>
     <w:p>

--- a/docs/1PPS_flash_DE_Bedienungsanleitung_260302.docx
+++ b/docs/1PPS_flash_DE_Bedienungsanleitung_260302.docx
@@ -913,7 +913,13 @@
     <w:p>
       <w:r>
         <w:lastRenderedPageBreak/>
-        <w:t>Der Code ist derart optimiert, daß die Blitze weniger als 100 µs nach dem pps Signal (peak per second) des GPS erscheinen. Die loop-Zeit beträgt unter 0,25 ms. Das Lichtsignal ist demnach deutlich weniger als 1 ms verzögert.  Eigene Messungen mithil</w:t>
+        <w:t>Der Code ist derart optimiert, daß die Blitze weniger als 100 µs nach dem pps Signal (peak per second) des GPS erscheinen. Die loop-Zeit beträgt unter 0,</w:t>
+      </w:r>
+      <w:r>
+        <w:t>3</w:t>
+      </w:r>
+      <w:r>
+        <w:t xml:space="preserve"> ms. Das Lichtsignal ist demnach deutlich weniger als 1 ms verzögert.  Eigene Messungen mithil</w:t>
       </w:r>
       <w:r>
         <w:t>f</w:t>
@@ -1019,7 +1025,7 @@
         <w:t xml:space="preserve">ca. </w:t>
       </w:r>
       <w:r>
-        <w:t>7</w:t>
+        <w:t>6</w:t>
       </w:r>
       <w:r>
         <w:t xml:space="preserve"> Stunden blitzen</w:t>

--- a/docs/1PPS_flash_DE_Bedienungsanleitung_260302.docx
+++ b/docs/1PPS_flash_DE_Bedienungsanleitung_260302.docx
@@ -329,13 +329,16 @@
         <w:t xml:space="preserve">in </w:t>
       </w:r>
       <w:r>
-        <w:t>astronomischen V</w:t>
+        <w:t>V</w:t>
       </w:r>
       <w:r>
         <w:t>ideos</w:t>
       </w:r>
       <w:r>
         <w:t xml:space="preserve"> </w:t>
+      </w:r>
+      <w:r>
+        <w:t>(Nachthimmel bzw. dunkle Bereiche nötig)</w:t>
       </w:r>
     </w:p>
     <w:p>
@@ -4068,7 +4071,13 @@
     </w:p>
     <w:p>
       <w:r>
-        <w:t>Es wurde gezeigt, daß mit einer einfachen Idee eine kostengünstige Methode für exakte Zeitstempel in astronomischen Videos im Bereich unter einer Millisekunde für jegliche Optik möglich ist. Der Weg zum eigenen Gerät im Zuge des Selbstbaus wurde detailliert gezeigt</w:t>
+        <w:t xml:space="preserve">Es wurde gezeigt, daß mit einer einfachen Idee eine kostengünstige Methode für exakte Zeitstempel in astronomischen Videos </w:t>
+      </w:r>
+      <w:r>
+        <w:t xml:space="preserve">mit sehr dunklen Bereichen im Bild </w:t>
+      </w:r>
+      <w:r>
+        <w:t>im Bereich unter einer Millisekunde für jegliche Optik möglich ist. Der Weg zum eigenen Gerät im Zuge des Selbstbaus wurde detailliert gezeigt</w:t>
       </w:r>
       <w:r>
         <w:t xml:space="preserve"> [1]</w:t>
